--- a/local_doc_change/stress_corpus/docs/it_westmarch_022.docx
+++ b/local_doc_change/stress_corpus/docs/it_westmarch_022.docx
@@ -12,9 +12,201 @@
     </w:p>
     <w:p>
       <w:r>
+        <w:drawing>
+          <wp:inline xmlns:a="http://schemas.openxmlformats.org/drawingml/2006/main" xmlns:pic="http://schemas.openxmlformats.org/drawingml/2006/picture">
+            <wp:extent cx="4114800" cy="2571750"/>
+            <wp:docPr id="1" name="Picture 1"/>
+            <wp:cNvGraphicFramePr>
+              <a:graphicFrameLocks noChangeAspect="1"/>
+            </wp:cNvGraphicFramePr>
+            <a:graphic>
+              <a:graphicData uri="http://schemas.openxmlformats.org/drawingml/2006/picture">
+                <pic:pic>
+                  <pic:nvPicPr>
+                    <pic:cNvPr id="0" name="diagram_2.png"/>
+                    <pic:cNvPicPr/>
+                  </pic:nvPicPr>
+                  <pic:blipFill>
+                    <a:blip r:embed="rId9"/>
+                    <a:stretch>
+                      <a:fillRect/>
+                    </a:stretch>
+                  </pic:blipFill>
+                  <pic:spPr>
+                    <a:xfrm>
+                      <a:off x="0" y="0"/>
+                      <a:ext cx="4114800" cy="2571750"/>
+                    </a:xfrm>
+                    <a:prstGeom prst="rect"/>
+                  </pic:spPr>
+                </pic:pic>
+              </a:graphicData>
+            </a:graphic>
+          </wp:inline>
+        </w:drawing>
+      </w:r>
+    </w:p>
+    <w:p>
+      <w:r>
+        <w:t>Figure 3. Data lifecycle and retention diagram.</w:t>
+      </w:r>
+    </w:p>
+    <w:p>
+      <w:r>
         <w:t>This document is the official it and infrastructure policy for Westmarch. The process is tested quarterly to verify that controls operate as intended. Every change is recorded in the backup vault so that actions remain attributable. Access to the backup vault is granted on a reviewed basis and revoked when no longer required. Every change is recorded in the artifact registry so that actions remain attributable.</w:t>
       </w:r>
     </w:p>
+    <w:p>
+      <w:pPr>
+        <w:pStyle w:val="Heading1"/>
+      </w:pPr>
+      <w:r>
+        <w:t>Key Operational Parameters</w:t>
+      </w:r>
+    </w:p>
+    <w:tbl>
+      <w:tblPr>
+        <w:tblStyle w:val="LightGrid"/>
+        <w:tblW w:type="auto" w:w="0"/>
+        <w:tblLook w:firstColumn="1" w:firstRow="1" w:lastColumn="0" w:lastRow="0" w:noHBand="0" w:noVBand="1" w:val="04A0"/>
+      </w:tblPr>
+      <w:tblGrid>
+        <w:gridCol w:w="4320"/>
+        <w:gridCol w:w="4320"/>
+      </w:tblGrid>
+      <w:tr>
+        <w:tc>
+          <w:tcPr>
+            <w:tcW w:type="dxa" w:w="4320"/>
+          </w:tcPr>
+          <w:p>
+            <w:r>
+              <w:t>Parameter</w:t>
+            </w:r>
+          </w:p>
+        </w:tc>
+        <w:tc>
+          <w:tcPr>
+            <w:tcW w:type="dxa" w:w="4320"/>
+          </w:tcPr>
+          <w:p>
+            <w:r>
+              <w:t>Value</w:t>
+            </w:r>
+          </w:p>
+        </w:tc>
+      </w:tr>
+      <w:tr>
+        <w:tc>
+          <w:tcPr>
+            <w:tcW w:type="dxa" w:w="4320"/>
+          </w:tcPr>
+          <w:p>
+            <w:r>
+              <w:t>Standard approval threshold</w:t>
+            </w:r>
+          </w:p>
+        </w:tc>
+        <w:tc>
+          <w:tcPr>
+            <w:tcW w:type="dxa" w:w="4320"/>
+          </w:tcPr>
+          <w:p>
+            <w:r>
+              <w:t>$5000</w:t>
+            </w:r>
+          </w:p>
+        </w:tc>
+      </w:tr>
+      <w:tr>
+        <w:tc>
+          <w:tcPr>
+            <w:tcW w:type="dxa" w:w="4320"/>
+          </w:tcPr>
+          <w:p>
+            <w:r>
+              <w:t>Records retention baseline</w:t>
+            </w:r>
+          </w:p>
+        </w:tc>
+        <w:tc>
+          <w:tcPr>
+            <w:tcW w:type="dxa" w:w="4320"/>
+          </w:tcPr>
+          <w:p>
+            <w:r>
+              <w:t>36 months</w:t>
+            </w:r>
+          </w:p>
+        </w:tc>
+      </w:tr>
+      <w:tr>
+        <w:tc>
+          <w:tcPr>
+            <w:tcW w:type="dxa" w:w="4320"/>
+          </w:tcPr>
+          <w:p>
+            <w:r>
+              <w:t>Escalation tiers</w:t>
+            </w:r>
+          </w:p>
+        </w:tc>
+        <w:tc>
+          <w:tcPr>
+            <w:tcW w:type="dxa" w:w="4320"/>
+          </w:tcPr>
+          <w:p>
+            <w:r>
+              <w:t>4 tiers</w:t>
+            </w:r>
+          </w:p>
+        </w:tc>
+      </w:tr>
+      <w:tr>
+        <w:tc>
+          <w:tcPr>
+            <w:tcW w:type="dxa" w:w="4320"/>
+          </w:tcPr>
+          <w:p>
+            <w:r>
+              <w:t>Target response time</w:t>
+            </w:r>
+          </w:p>
+        </w:tc>
+        <w:tc>
+          <w:tcPr>
+            <w:tcW w:type="dxa" w:w="4320"/>
+          </w:tcPr>
+          <w:p>
+            <w:r>
+              <w:t>2 hours</w:t>
+            </w:r>
+          </w:p>
+        </w:tc>
+      </w:tr>
+      <w:tr>
+        <w:tc>
+          <w:tcPr>
+            <w:tcW w:type="dxa" w:w="4320"/>
+          </w:tcPr>
+          <w:p>
+            <w:r>
+              <w:t>Quarterly completion target</w:t>
+            </w:r>
+          </w:p>
+        </w:tc>
+        <w:tc>
+          <w:tcPr>
+            <w:tcW w:type="dxa" w:w="4320"/>
+          </w:tcPr>
+          <w:p>
+            <w:r>
+              <w:t>92 percent</w:t>
+            </w:r>
+          </w:p>
+        </w:tc>
+      </w:tr>
+    </w:tbl>
     <w:p>
       <w:pPr>
         <w:pStyle w:val="Heading1"/>
@@ -25,17 +217,17 @@
     </w:p>
     <w:p>
       <w:r>
-        <w:t>The following standards apply to acceptable use and are mandatory for all teams. Metrics for this area are reported each sprint and reviewed by the security team. Where this policy conflicts with a contractual obligation, the stricter requirement applies. Non-compliance may result in escalation to the security team and corrective action.</w:t>
+        <w:t>The following standards apply to acceptable use and are mandatory for all teams. Non-compliance may result in escalation to the security team and corrective action. Where this policy conflicts with a contractual obligation, the stricter requirement applies. Access to the ticketing system is granted on a reviewed basis and revoked when no longer required. Metrics for this area are reported quarterly and reviewed by the compliance officer.</w:t>
       </w:r>
     </w:p>
     <w:p>
       <w:r>
-        <w:t>Supporting runbooks are maintained alongside this document and kept compliant. Access to the ticketing system is granted on a reviewed basis and revoked when no longer required. Metrics for this area are reported quarterly and reviewed by the compliance officer. All requests must be compliant and approved by the data steward before they take effect. Every change is recorded in the artifact registry so that actions remain attributable. Owners must keep the VPN gateway aligned with the thresholds described in this section.</w:t>
+        <w:t>Owners must keep the data warehouse aligned with the thresholds described in this section. Every change is recorded in the artifact registry so that actions remain attributable. Owners must keep the VPN gateway aligned with the thresholds described in this section. Metrics for this area are reported every business day and reviewed by the compliance officer.</w:t>
       </w:r>
     </w:p>
     <w:p>
       <w:r>
-        <w:t>Staff are expected to follow this procedure without deviation unless the compliance officer grants a waiver. Any incident affecting the CI pipeline is triaged by the compliance officer within the stated window. Where this policy conflicts with a contractual obligation, the stricter requirement applies. The data warehouse is reviewed monthly to confirm it meets the current standard. Where this policy conflicts with a contractual obligation, the stricter requirement applies.</w:t>
+        <w:t>Access to the CI pipeline is granted on a standardized basis and revoked when no longer required. Where this policy conflicts with a contractual obligation, the stricter requirement applies. The data warehouse is reviewed monthly to confirm it meets the current standard. Where this policy conflicts with a contractual obligation, the stricter requirement applies.</w:t>
       </w:r>
     </w:p>
     <w:p>
